--- a/Articles/2026-09-28_Set_01/048_What_Is_Operating_Margin.docx
+++ b/Articles/2026-09-28_Set_01/048_What_Is_Operating_Margin.docx
@@ -149,6 +149,69 @@
     </w:p>
     <w:p>
       <w:pPr>
+        <w:spacing w:after="80" w:before="200"/>
+        <w:jc w:val="center"/>
+      </w:pPr>
+      <w:r>
+        <w:drawing>
+          <wp:inline distT="0" distB="0" distL="0" distR="0">
+            <wp:extent cx="5486400" cy="3429000"/>
+            <wp:effectExtent t="0" r="0" b="0" l="0"/>
+            <wp:docPr id="1" name="" descr="" title=""/>
+            <wp:cNvGraphicFramePr>
+              <a:graphicFrameLocks xmlns:a="http://schemas.openxmlformats.org/drawingml/2006/main" noChangeAspect="1"/>
+            </wp:cNvGraphicFramePr>
+            <a:graphic xmlns:a="http://schemas.openxmlformats.org/drawingml/2006/main">
+              <a:graphicData uri="http://schemas.openxmlformats.org/drawingml/2006/picture">
+                <pic:pic xmlns:pic="http://schemas.openxmlformats.org/drawingml/2006/picture">
+                  <pic:nvPicPr>
+                    <pic:cNvPr id="0" name="" descr=""/>
+                    <pic:cNvPicPr>
+                      <a:picLocks noChangeAspect="1" noChangeArrowheads="1"/>
+                    </pic:cNvPicPr>
+                  </pic:nvPicPr>
+                  <pic:blipFill>
+                    <a:blip r:embed="rId7" cstate="none"/>
+                    <a:srcRect/>
+                    <a:stretch>
+                      <a:fillRect/>
+                    </a:stretch>
+                  </pic:blipFill>
+                  <pic:spPr bwMode="auto">
+                    <a:xfrm>
+                      <a:off x="0" y="0"/>
+                      <a:ext cx="5486400" cy="3429000"/>
+                    </a:xfrm>
+                    <a:prstGeom prst="rect">
+                      <a:avLst/>
+                    </a:prstGeom>
+                  </pic:spPr>
+                </pic:pic>
+              </a:graphicData>
+            </a:graphic>
+          </wp:inline>
+        </w:drawing>
+      </w:r>
+    </w:p>
+    <w:p>
+      <w:pPr>
+        <w:spacing w:after="240"/>
+        <w:jc w:val="center"/>
+      </w:pPr>
+      <w:r>
+        <w:rPr>
+          <w:rFonts w:ascii="Georgia" w:cs="Georgia" w:eastAsia="Georgia" w:hAnsi="Georgia"/>
+          <w:i/>
+          <w:iCs/>
+          <w:color w:val="666666"/>
+          <w:sz w:val="19"/>
+          <w:szCs w:val="19"/>
+        </w:rPr>
+        <w:t xml:space="preserve">Illustrative example: operating margin is measured after operating expenses are subtracted from gross profit.</w:t>
+      </w:r>
+    </w:p>
+    <w:p>
+      <w:pPr>
         <w:pStyle w:val="Heading2"/>
         <w:spacing w:after="140" w:before="260"/>
       </w:pPr>
@@ -191,7 +254,7 @@
           <w:sz w:val="23"/>
           <w:szCs w:val="23"/>
         </w:rPr>
-        <w:t xml:space="preserve">) stated criteria describe, industry concentration and pricing power specifically, though operating margin itself isn't a named criterion. The fund publishes its full methodology on its official page for readers who want to see how the underlying characteristics connect to margin outcomes.</w:t>
+        <w:t xml:space="preserve">) stated criteria describe, industry concentration and pricing power specifically, though operating margin itself isn't a named criterion. A company's operating margin still depends heavily on management discipline over spending, so it's read as supporting evidence for a competitive-position thesis, not proof of one by itself.</w:t>
       </w:r>
     </w:p>
     <w:p>
@@ -204,9 +267,9 @@
           <w:sz w:val="23"/>
           <w:szCs w:val="23"/>
         </w:rPr>
-        <w:t xml:space="preserve">Its </w:t>
-      </w:r>
-      <w:hyperlink w:history="1" r:id="rIdnbvhbrcmnxla7cashxm2l">
+        <w:t xml:space="preserve">MPLY's stated methodology and </w:t>
+      </w:r>
+      <w:hyperlink w:history="1" r:id="rIdd7hbra6i50ntmk2k4bzzr">
         <w:r>
           <w:rPr>
             <w:rFonts w:ascii="Georgia" w:cs="Georgia" w:eastAsia="Georgia" w:hAnsi="Georgia"/>
@@ -224,7 +287,7 @@
           <w:sz w:val="23"/>
           <w:szCs w:val="23"/>
         </w:rPr>
-        <w:t xml:space="preserve"> are listed there as well.</w:t>
+        <w:t xml:space="preserve"> are where that thesis gets tested against real portfolio companies.</w:t>
       </w:r>
     </w:p>
     <w:p>
@@ -252,7 +315,7 @@
         </w:numPr>
         <w:spacing w:after="100"/>
       </w:pPr>
-      <w:hyperlink w:history="1" r:id="rIdveyaej8em1vdskxymt2zf">
+      <w:hyperlink w:history="1" r:id="rIddvu3szbkurl1hbkjegsok">
         <w:r>
           <w:rPr>
             <w:rFonts w:ascii="Georgia" w:cs="Georgia" w:eastAsia="Georgia" w:hAnsi="Georgia"/>
@@ -276,7 +339,7 @@
           <w:sz w:val="22"/>
           <w:szCs w:val="22"/>
         </w:rPr>
-        <w:t xml:space="preserve">#OperatingMargin #QualityInvesting #Profitability #Investing #Fundamentals</w:t>
+        <w:t xml:space="preserve">#OperatingMargin #QualityInvesting #Profitability #MPLY #Investing #Fundamentals</w:t>
       </w:r>
     </w:p>
     <w:sectPr>
